--- a/Cuadro_observaciones_comision_v2.docx
+++ b/Cuadro_observaciones_comision_v2.docx
@@ -1068,7 +1068,7 @@
                 <w:sz w:val="20"/>
                 <w:szCs w:val="20"/>
               </w:rPr>
-              <w:t>Sección 5.2, p. 69 y 70: objetivo específico 2, causas del ajuste y aporte del PSO.</w:t>
+              <w:t>Sección 5.2, p. 69 y 70: objetivo del trabajo, objetivo específico 2, causas del ajuste y aporte del PSO.</w:t>
             </w:r>
           </w:p>
           <w:p>
